--- a/courseware/LP-Agentic AI Automation with n8n.docx
+++ b/courseware/LP-Agentic AI Automation with n8n.docx
@@ -218,7 +218,7 @@
           <w:color w:val="1F6FEB"/>
           <w:sz w:val="24"/>
         </w:rPr>
-        <w:t>Version 3.0</w:t>
+        <w:t>Version 3.1</w:t>
       </w:r>
     </w:p>
     <w:p>
@@ -496,6 +496,64 @@
           </w:p>
         </w:tc>
       </w:tr>
+      <w:tr>
+        <w:tc>
+          <w:tcPr>
+            <w:tcW w:type="dxa" w:w="2160"/>
+          </w:tcPr>
+          <w:p>
+            <w:r/>
+            <w:r>
+              <w:rPr>
+                <w:sz w:val="19"/>
+              </w:rPr>
+              <w:t>3.1</w:t>
+            </w:r>
+          </w:p>
+        </w:tc>
+        <w:tc>
+          <w:tcPr>
+            <w:tcW w:type="dxa" w:w="2160"/>
+          </w:tcPr>
+          <w:p>
+            <w:r/>
+            <w:r>
+              <w:rPr>
+                <w:sz w:val="19"/>
+              </w:rPr>
+              <w:t>1 July 2026</w:t>
+            </w:r>
+          </w:p>
+        </w:tc>
+        <w:tc>
+          <w:tcPr>
+            <w:tcW w:type="dxa" w:w="2160"/>
+          </w:tcPr>
+          <w:p>
+            <w:r/>
+            <w:r>
+              <w:rPr>
+                <w:sz w:val="19"/>
+              </w:rPr>
+              <w:t>Added a page-numbered Table of Contents; verified daily-schedule table borders and footer page numbers; aligned the Lesson Plan with the slides, Learner Guide and lab workflows (activities 1–8 + capstone)</w:t>
+            </w:r>
+          </w:p>
+        </w:tc>
+        <w:tc>
+          <w:tcPr>
+            <w:tcW w:type="dxa" w:w="2160"/>
+          </w:tcPr>
+          <w:p>
+            <w:r/>
+            <w:r>
+              <w:rPr>
+                <w:sz w:val="19"/>
+              </w:rPr>
+              <w:t>Tertiary Infotech Academy Pte Ltd</w:t>
+            </w:r>
+          </w:p>
+        </w:tc>
+      </w:tr>
     </w:tbl>
     <w:p>
       <w:r>
@@ -516,12 +574,136 @@
       </w:r>
     </w:p>
     <w:p>
+      <w:pPr>
+        <w:tabs>
+          <w:tab w:pos="9072" w:val="right" w:leader="dot"/>
+        </w:tabs>
+        <w:spacing w:after="60"/>
+      </w:pPr>
       <w:r>
-        <w:fldChar w:fldCharType="begin"/>
-        <w:instrText xml:space="preserve">TOC \o "1-2" \h \z \u</w:instrText>
-        <w:fldChar w:fldCharType="separate"/>
-        <w:t>Right-click and choose “Update Field”, or press F9, to build the table of contents.</w:t>
-        <w:fldChar w:fldCharType="end"/>
+        <w:rPr>
+          <w:rFonts w:ascii="Arial" w:hAnsi="Arial"/>
+          <w:b/>
+          <w:color w:val="333333"/>
+          <w:sz w:val="22"/>
+        </w:rPr>
+        <w:t>Course Overview</w:t>
+        <w:tab/>
+        <w:t>4</w:t>
+      </w:r>
+    </w:p>
+    <w:p>
+      <w:pPr>
+        <w:tabs>
+          <w:tab w:pos="9072" w:val="right" w:leader="dot"/>
+        </w:tabs>
+        <w:spacing w:after="60"/>
+      </w:pPr>
+      <w:r>
+        <w:rPr>
+          <w:rFonts w:ascii="Arial" w:hAnsi="Arial"/>
+          <w:b/>
+          <w:color w:val="333333"/>
+          <w:sz w:val="22"/>
+        </w:rPr>
+        <w:t>Learning Outcomes</w:t>
+        <w:tab/>
+        <w:t>4</w:t>
+      </w:r>
+    </w:p>
+    <w:p>
+      <w:pPr>
+        <w:tabs>
+          <w:tab w:pos="9072" w:val="right" w:leader="dot"/>
+        </w:tabs>
+        <w:spacing w:after="60"/>
+      </w:pPr>
+      <w:r>
+        <w:rPr>
+          <w:rFonts w:ascii="Arial" w:hAnsi="Arial"/>
+          <w:b/>
+          <w:color w:val="333333"/>
+          <w:sz w:val="22"/>
+        </w:rPr>
+        <w:t>Day 1</w:t>
+        <w:tab/>
+        <w:t>5</w:t>
+      </w:r>
+    </w:p>
+    <w:p>
+      <w:pPr>
+        <w:tabs>
+          <w:tab w:pos="9072" w:val="right" w:leader="dot"/>
+        </w:tabs>
+        <w:spacing w:after="60"/>
+      </w:pPr>
+      <w:r>
+        <w:rPr>
+          <w:rFonts w:ascii="Arial" w:hAnsi="Arial"/>
+          <w:b/>
+          <w:color w:val="333333"/>
+          <w:sz w:val="22"/>
+        </w:rPr>
+        <w:t>Day 2</w:t>
+        <w:tab/>
+        <w:t>6</w:t>
+      </w:r>
+    </w:p>
+    <w:p>
+      <w:pPr>
+        <w:tabs>
+          <w:tab w:pos="9072" w:val="right" w:leader="dot"/>
+        </w:tabs>
+        <w:spacing w:after="60"/>
+      </w:pPr>
+      <w:r>
+        <w:rPr>
+          <w:rFonts w:ascii="Arial" w:hAnsi="Arial"/>
+          <w:b/>
+          <w:color w:val="333333"/>
+          <w:sz w:val="22"/>
+        </w:rPr>
+        <w:t>Day 3</w:t>
+        <w:tab/>
+        <w:t>7</w:t>
+      </w:r>
+    </w:p>
+    <w:p>
+      <w:pPr>
+        <w:tabs>
+          <w:tab w:pos="9072" w:val="right" w:leader="dot"/>
+        </w:tabs>
+        <w:spacing w:after="60"/>
+      </w:pPr>
+      <w:r>
+        <w:rPr>
+          <w:rFonts w:ascii="Arial" w:hAnsi="Arial"/>
+          <w:b/>
+          <w:color w:val="333333"/>
+          <w:sz w:val="22"/>
+        </w:rPr>
+        <w:t>Tools, Accounts &amp; Resources</w:t>
+        <w:tab/>
+        <w:t>8</w:t>
+      </w:r>
+    </w:p>
+    <w:p>
+      <w:pPr>
+        <w:tabs>
+          <w:tab w:pos="9072" w:val="right" w:leader="dot"/>
+        </w:tabs>
+        <w:spacing w:after="60"/>
+      </w:pPr>
+      <w:r>
+        <w:rPr>
+          <w:rFonts w:ascii="Arial" w:hAnsi="Arial"/>
+          <w:b/>
+          <w:color w:val="333333"/>
+          <w:sz w:val="22"/>
+        </w:rPr>
+        <w:t>Assessment</w:t>
+        <w:tab/>
+        <w:t>8</w:t>
       </w:r>
     </w:p>
     <w:p>
